--- a/RM/RM podsetnik za teoriju.docx
+++ b/RM/RM podsetnik za teoriju.docx
@@ -1291,7 +1291,7 @@
           <w:szCs w:val="30"/>
         </w:rPr>
         <w:drawing>
-          <wp:inline distT="0" distB="0" distL="0" distR="0" wp14:anchorId="6B600044" wp14:editId="772B5E12">
+          <wp:inline distT="0" distB="0" distL="0" distR="0" wp14:anchorId="6B600044" wp14:editId="6F54F8EB">
             <wp:extent cx="4457700" cy="1558766"/>
             <wp:effectExtent l="0" t="0" r="0" b="3810"/>
             <wp:docPr id="53251" name="Picture 3" descr="1-19">
@@ -4277,10 +4277,10 @@
             <v:path o:extrusionok="f" gradientshapeok="t" o:connecttype="rect"/>
             <o:lock v:ext="edit" aspectratio="t"/>
           </v:shapetype>
-          <v:shape id="_x0000_i1025" type="#_x0000_t75" style="width:389.35pt;height:150.2pt" o:ole="">
+          <v:shape id="_x0000_i1025" type="#_x0000_t75" style="width:389.9pt;height:150.55pt" o:ole="">
             <v:imagedata r:id="rId10" o:title=""/>
           </v:shape>
-          <o:OLEObject Type="Embed" ProgID="Unknown" ShapeID="_x0000_i1025" DrawAspect="Content" ObjectID="_1815387289" r:id="rId11"/>
+          <o:OLEObject Type="Embed" ProgID="Unknown" ShapeID="_x0000_i1025" DrawAspect="Content" ObjectID="_1818186541" r:id="rId11"/>
         </w:object>
       </w:r>
     </w:p>
@@ -7821,7 +7821,7 @@
           <w:szCs w:val="30"/>
           <w:lang w:val="de-DE"/>
         </w:rPr>
-        <w:t>TRANSP &gt; 2xPROP</w:t>
+        <w:t xml:space="preserve"> </w:t>
       </w:r>
     </w:p>
     <w:p>
@@ -12811,6 +12811,7 @@
       <w:r>
         <w:rPr>
           <w:rFonts w:ascii="Arial" w:hAnsi="Arial" w:cs="Arial"/>
+          <w:noProof/>
           <w:sz w:val="30"/>
           <w:szCs w:val="30"/>
         </w:rPr>
@@ -15518,6 +15519,7 @@
   <w:style w:type="character" w:default="1" w:styleId="DefaultParagraphFont">
     <w:name w:val="Default Paragraph Font"/>
     <w:uiPriority w:val="1"/>
+    <w:semiHidden/>
     <w:unhideWhenUsed/>
   </w:style>
   <w:style w:type="table" w:default="1" w:styleId="TableNormal">
